--- a/第5次课-提交物.docx
+++ b/第5次课-提交物.docx
@@ -142,7 +142,7 @@
           <w:color w:val="000000"/>
           <w:sz w:val="22"/>
         </w:rPr>
-        <w:t>【待填：GitHub 地址】</w:t>
+        <w:t>https://github.com/dhm614/dhm123</w:t>
       </w:r>
     </w:p>
     <w:p>
@@ -955,6 +955,73 @@
           <w:i w:val="0"/>
           <w:sz w:val="12"/>
         </w:rPr>
+      </w:r>
+    </w:p>
+    <w:p>
+      <w:pPr>
+        <w:keepNext/>
+        <w:spacing w:before="160" w:after="80" w:line="252" w:lineRule="auto"/>
+      </w:pPr>
+      <w:r>
+        <w:rPr>
+          <w:rFonts w:ascii="Calibri" w:hAnsi="Calibri" w:eastAsia="微软雅黑"/>
+          <w:b/>
+          <w:color w:val="1F4D78"/>
+          <w:sz w:val="24"/>
+        </w:rPr>
+        <w:t>3.5 课外拓展：对话导出与 Token 统计（②③）</w:t>
+      </w:r>
+    </w:p>
+    <w:p>
+      <w:pPr>
+        <w:spacing w:before="0" w:after="120" w:line="264" w:lineRule="auto"/>
+      </w:pPr>
+      <w:r>
+        <w:rPr>
+          <w:rFonts w:ascii="Calibri" w:hAnsi="Calibri" w:eastAsia="微软雅黑"/>
+          <w:b w:val="0"/>
+          <w:sz w:val="22"/>
+        </w:rPr>
+        <w:t>对话导出：每一轮问答在收到回复后追加写入项目目录下的 chat_log.jsonl，一行一条，字段包括时间、用户输入、机器人回复、该轮输入 / 输出 token 以及缓存命中的 token 数；侧边栏的「导出对话」按钮基于当前会话历史生成 Markdown 记录，点击即可下载（不包含 system 提示词）。Token 统计面板：请求时加上 stream_options={"include_usage": True}，从流式响应的最后一块读取用量，侧边栏实时显示本会话轮数、累计输入 / 输出 token 和估算花费。</w:t>
+      </w:r>
+    </w:p>
+    <w:p>
+      <w:pPr>
+        <w:spacing w:before="0" w:after="120" w:line="264" w:lineRule="auto"/>
+      </w:pPr>
+      <w:r>
+        <w:rPr>
+          <w:rFonts w:ascii="Calibri" w:hAnsi="Calibri" w:eastAsia="微软雅黑"/>
+          <w:b w:val="0"/>
+          <w:sz w:val="22"/>
+        </w:rPr>
+        <w:t>计费按 deepseek-flash 高峰时段单价估算（输入缓存命中 0.04 元、未命中 2 元、输出 8 元每百万 token），单价写在 app.py 顶部，改一行即可。接口返回的 model 字段确认 deepseek-chat 当前即为 deepseek-flash 的别名；用量里也带了 prompt_cache_hit_tokens 与 prompt_cache_miss_tokens，因此面板分开按命中与未命中计价，比统一按未命中价估算更接近真实账单。</w:t>
+      </w:r>
+    </w:p>
+    <w:p>
+      <w:pPr>
+        <w:spacing w:before="0" w:after="120" w:line="264" w:lineRule="auto"/>
+      </w:pPr>
+      <w:r>
+        <w:rPr>
+          <w:rFonts w:ascii="Calibri" w:hAnsi="Calibri" w:eastAsia="微软雅黑"/>
+          <w:b w:val="0"/>
+          <w:sz w:val="22"/>
+        </w:rPr>
+        <w:t>实现中有两个容易踩的坑。其一，流式响应里用量只出现在最后一块，且该块的 choices 为空，直接取 chunk.choices[0] 会抛异常，取内容前必须先判断 choices。其二，Streamlit 从上往下执行脚本，侧边栏如果写在对话处理之前，统计数字会慢一拍（本次实测确认）；把侧边栏放到会话处理之后，同一屏就是最新值。</w:t>
+      </w:r>
+    </w:p>
+    <w:p>
+      <w:pPr>
+        <w:spacing w:before="0" w:after="200" w:line="264" w:lineRule="auto"/>
+      </w:pPr>
+      <w:r>
+        <w:rPr>
+          <w:rFonts w:ascii="Calibri" w:hAnsi="Calibri" w:eastAsia="微软雅黑"/>
+          <w:b w:val="0"/>
+          <w:sz w:val="22"/>
+        </w:rPr>
+        <w:t>验收结果：连发两轮，侧边栏显示本会话轮数 2、累计输入 424 token、输出 238 token、估算花费 ¥0.0025；第二轮 263 个输入 token 中有 128 个命中缓存，说明分段计价确实生效。chat_log.jsonl 同步写入两行；点「清空对话」后历史与统计同时归零。</w:t>
       </w:r>
     </w:p>
     <w:p>
@@ -3125,7 +3192,7 @@
                 <w:color w:val="000000"/>
                 <w:sz w:val="21"/>
               </w:rPr>
-              <w:t>【待填】</w:t>
+              <w:t>已完成</w:t>
             </w:r>
           </w:p>
         </w:tc>
@@ -3153,7 +3220,7 @@
                 <w:color w:val="000000"/>
                 <w:sz w:val="21"/>
               </w:rPr>
-              <w:t>【待填】</w:t>
+              <w:t>app.py 中的 trim()（见 3.3 节）</w:t>
             </w:r>
           </w:p>
         </w:tc>
@@ -3299,7 +3366,7 @@
                 <w:color w:val="000000"/>
                 <w:sz w:val="21"/>
               </w:rPr>
-              <w:t>【待填】</w:t>
+              <w:t>已完成</w:t>
             </w:r>
           </w:p>
         </w:tc>
@@ -3327,7 +3394,7 @@
                 <w:color w:val="000000"/>
                 <w:sz w:val="21"/>
               </w:rPr>
-              <w:t>选项编号：【待填】</w:t>
+              <w:t>选项编号：②③（见 3.5 节）</w:t>
             </w:r>
           </w:p>
         </w:tc>
@@ -3617,7 +3684,7 @@
                 <w:color w:val="000000"/>
                 <w:sz w:val="21"/>
               </w:rPr>
-              <w:t>【待填】</w:t>
+              <w:t>已完成（见图 13）</w:t>
             </w:r>
           </w:p>
         </w:tc>
@@ -3735,12 +3802,69 @@
                 <w:color w:val="000000"/>
                 <w:sz w:val="21"/>
               </w:rPr>
-              <w:t>【待填】</w:t>
+              <w:t>已完成</w:t>
             </w:r>
           </w:p>
         </w:tc>
       </w:tr>
     </w:tbl>
+    <w:p>
+      <w:pPr>
+        <w:keepNext/>
+        <w:spacing w:before="200" w:after="40"/>
+        <w:jc w:val="center"/>
+      </w:pPr>
+      <w:r>
+        <w:drawing>
+          <wp:inline xmlns:a="http://schemas.openxmlformats.org/drawingml/2006/main" xmlns:pic="http://schemas.openxmlformats.org/drawingml/2006/picture">
+            <wp:extent cx="5943600" cy="2020452"/>
+            <wp:docPr id="13" name="Picture 13"/>
+            <wp:cNvGraphicFramePr>
+              <a:graphicFrameLocks noChangeAspect="1"/>
+            </wp:cNvGraphicFramePr>
+            <a:graphic>
+              <a:graphicData uri="http://schemas.openxmlformats.org/drawingml/2006/picture">
+                <pic:pic>
+                  <pic:nvPicPr>
+                    <pic:cNvPr id="0" name="git-log.png"/>
+                    <pic:cNvPicPr/>
+                  </pic:nvPicPr>
+                  <pic:blipFill>
+                    <a:blip r:embed="rId23"/>
+                    <a:stretch>
+                      <a:fillRect/>
+                    </a:stretch>
+                  </pic:blipFill>
+                  <pic:spPr>
+                    <a:xfrm>
+                      <a:off x="0" y="0"/>
+                      <a:ext cx="5943600" cy="2020452"/>
+                    </a:xfrm>
+                    <a:prstGeom prst="rect"/>
+                  </pic:spPr>
+                </pic:pic>
+              </a:graphicData>
+            </a:graphic>
+          </wp:inline>
+        </w:drawing>
+      </w:r>
+    </w:p>
+    <w:p>
+      <w:pPr>
+        <w:spacing w:before="0" w:after="240" w:line="240" w:lineRule="auto"/>
+        <w:jc w:val="center"/>
+      </w:pPr>
+      <w:r>
+        <w:rPr>
+          <w:rFonts w:ascii="Calibri" w:hAnsi="Calibri" w:eastAsia="微软雅黑"/>
+          <w:b w:val="0"/>
+          <w:i/>
+          <w:color w:val="555555"/>
+          <w:sz w:val="18"/>
+        </w:rPr>
+        <w:t>图 13　git log 提交记录（5 次提交，含本次课程的三次）</w:t>
+      </w:r>
+    </w:p>
     <w:sectPr>
       <w:headerReference w:type="default" r:id="rId9"/>
       <w:footerReference w:type="default" r:id="rId10"/>

--- a/第5次课-提交物.docx
+++ b/第5次课-提交物.docx
@@ -1022,6 +1022,174 @@
           <w:sz w:val="22"/>
         </w:rPr>
         <w:t>验收结果：连发两轮，侧边栏显示本会话轮数 2、累计输入 424 token、输出 238 token、估算花费 ¥0.0025；第二轮 263 个输入 token 中有 128 个命中缓存，说明分段计价确实生效。chat_log.jsonl 同步写入两行；点「清空对话」后历史与统计同时归零。</w:t>
+      </w:r>
+    </w:p>
+    <w:p>
+      <w:pPr>
+        <w:keepNext/>
+        <w:spacing w:before="160" w:after="40"/>
+        <w:jc w:val="center"/>
+      </w:pPr>
+      <w:r>
+        <w:drawing>
+          <wp:inline xmlns:a="http://schemas.openxmlformats.org/drawingml/2006/main" xmlns:pic="http://schemas.openxmlformats.org/drawingml/2006/picture">
+            <wp:extent cx="1578784" cy="4571999"/>
+            <wp:docPr id="14" name="Picture 14"/>
+            <wp:cNvGraphicFramePr>
+              <a:graphicFrameLocks noChangeAspect="1"/>
+            </wp:cNvGraphicFramePr>
+            <a:graphic>
+              <a:graphicData uri="http://schemas.openxmlformats.org/drawingml/2006/picture">
+                <pic:pic>
+                  <pic:nvPicPr>
+                    <pic:cNvPr id="0" name="sidebar-stats.png"/>
+                    <pic:cNvPicPr/>
+                  </pic:nvPicPr>
+                  <pic:blipFill>
+                    <a:blip r:embed="rId24"/>
+                    <a:stretch>
+                      <a:fillRect/>
+                    </a:stretch>
+                  </pic:blipFill>
+                  <pic:spPr>
+                    <a:xfrm>
+                      <a:off x="0" y="0"/>
+                      <a:ext cx="1578784" cy="4571999"/>
+                    </a:xfrm>
+                    <a:prstGeom prst="rect"/>
+                  </pic:spPr>
+                </pic:pic>
+              </a:graphicData>
+            </a:graphic>
+          </wp:inline>
+        </w:drawing>
+      </w:r>
+    </w:p>
+    <w:p>
+      <w:pPr>
+        <w:spacing w:before="0" w:after="240" w:line="240" w:lineRule="auto"/>
+        <w:jc w:val="center"/>
+      </w:pPr>
+      <w:r>
+        <w:rPr>
+          <w:rFonts w:ascii="Calibri" w:hAnsi="Calibri" w:eastAsia="微软雅黑"/>
+          <w:i/>
+          <w:color w:val="555555"/>
+          <w:sz w:val="18"/>
+        </w:rPr>
+        <w:t>图 14　侧边栏：本会话统计面板与「导出对话」按钮</w:t>
+      </w:r>
+    </w:p>
+    <w:p>
+      <w:pPr>
+        <w:keepNext/>
+        <w:spacing w:before="160" w:after="40"/>
+        <w:jc w:val="center"/>
+      </w:pPr>
+      <w:r>
+        <w:drawing>
+          <wp:inline xmlns:a="http://schemas.openxmlformats.org/drawingml/2006/main" xmlns:pic="http://schemas.openxmlformats.org/drawingml/2006/picture">
+            <wp:extent cx="5943600" cy="3710319"/>
+            <wp:docPr id="15" name="Picture 15"/>
+            <wp:cNvGraphicFramePr>
+              <a:graphicFrameLocks noChangeAspect="1"/>
+            </wp:cNvGraphicFramePr>
+            <a:graphic>
+              <a:graphicData uri="http://schemas.openxmlformats.org/drawingml/2006/picture">
+                <pic:pic>
+                  <pic:nvPicPr>
+                    <pic:cNvPr id="0" name="export-download.png"/>
+                    <pic:cNvPicPr/>
+                  </pic:nvPicPr>
+                  <pic:blipFill>
+                    <a:blip r:embed="rId25"/>
+                    <a:stretch>
+                      <a:fillRect/>
+                    </a:stretch>
+                  </pic:blipFill>
+                  <pic:spPr>
+                    <a:xfrm>
+                      <a:off x="0" y="0"/>
+                      <a:ext cx="5943600" cy="3710319"/>
+                    </a:xfrm>
+                    <a:prstGeom prst="rect"/>
+                  </pic:spPr>
+                </pic:pic>
+              </a:graphicData>
+            </a:graphic>
+          </wp:inline>
+        </w:drawing>
+      </w:r>
+    </w:p>
+    <w:p>
+      <w:pPr>
+        <w:spacing w:before="0" w:after="240" w:line="240" w:lineRule="auto"/>
+        <w:jc w:val="center"/>
+      </w:pPr>
+      <w:r>
+        <w:rPr>
+          <w:rFonts w:ascii="Calibri" w:hAnsi="Calibri" w:eastAsia="微软雅黑"/>
+          <w:i/>
+          <w:color w:val="555555"/>
+          <w:sz w:val="18"/>
+        </w:rPr>
+        <w:t>图 15　点击「导出对话」后下载 chat.md</w:t>
+      </w:r>
+    </w:p>
+    <w:p>
+      <w:pPr>
+        <w:keepNext/>
+        <w:spacing w:before="160" w:after="40"/>
+        <w:jc w:val="center"/>
+      </w:pPr>
+      <w:r>
+        <w:drawing>
+          <wp:inline xmlns:a="http://schemas.openxmlformats.org/drawingml/2006/main" xmlns:pic="http://schemas.openxmlformats.org/drawingml/2006/picture">
+            <wp:extent cx="5943600" cy="2781043"/>
+            <wp:docPr id="16" name="Picture 16"/>
+            <wp:cNvGraphicFramePr>
+              <a:graphicFrameLocks noChangeAspect="1"/>
+            </wp:cNvGraphicFramePr>
+            <a:graphic>
+              <a:graphicData uri="http://schemas.openxmlformats.org/drawingml/2006/picture">
+                <pic:pic>
+                  <pic:nvPicPr>
+                    <pic:cNvPr id="0" name="export-markdown.png"/>
+                    <pic:cNvPicPr/>
+                  </pic:nvPicPr>
+                  <pic:blipFill>
+                    <a:blip r:embed="rId26"/>
+                    <a:stretch>
+                      <a:fillRect/>
+                    </a:stretch>
+                  </pic:blipFill>
+                  <pic:spPr>
+                    <a:xfrm>
+                      <a:off x="0" y="0"/>
+                      <a:ext cx="5943600" cy="2781043"/>
+                    </a:xfrm>
+                    <a:prstGeom prst="rect"/>
+                  </pic:spPr>
+                </pic:pic>
+              </a:graphicData>
+            </a:graphic>
+          </wp:inline>
+        </w:drawing>
+      </w:r>
+    </w:p>
+    <w:p>
+      <w:pPr>
+        <w:spacing w:before="0" w:after="240" w:line="240" w:lineRule="auto"/>
+        <w:jc w:val="center"/>
+      </w:pPr>
+      <w:r>
+        <w:rPr>
+          <w:rFonts w:ascii="Calibri" w:hAnsi="Calibri" w:eastAsia="微软雅黑"/>
+          <w:i/>
+          <w:color w:val="555555"/>
+          <w:sz w:val="18"/>
+        </w:rPr>
+        <w:t>图 16　导出的 Markdown 记录内容</w:t>
       </w:r>
     </w:p>
     <w:p>

--- a/第5次课-提交物.docx
+++ b/第5次课-提交物.docx
@@ -3911,7 +3911,7 @@
                 <w:color w:val="000000"/>
                 <w:sz w:val="21"/>
               </w:rPr>
-              <w:t>【待填】</w:t>
+              <w:t>已完成</w:t>
             </w:r>
           </w:p>
         </w:tc>
